--- a/kuetuo_0327/kuetuo_0327.docx
+++ b/kuetuo_0327/kuetuo_0327.docx
@@ -882,14 +882,52 @@
       </w:r>
       <w:proofErr w:type="spellStart"/>
       <w:r>
-        <w:t>VirtualBox</w:t>
+        <w:t>processz</w:t>
       </w:r>
       <w:proofErr w:type="spellEnd"/>
       <w:r>
-        <w:t>-ot letöltöttem és feltelepítettem a https://www.virtualbox.org/ webhelyről.</w:t>
+        <w:t xml:space="preserve"> állapotok és állapot átmenetek legegyszerűbb diagramja.</w:t>
       </w:r>
     </w:p>
-    <w:p/>
+    <w:p>
+      <w:r>
+        <w:drawing>
+          <wp:inline distT="0" distB="0" distL="0" distR="0" wp14:anchorId="2004F4AE" wp14:editId="1DD41D1D">
+            <wp:extent cx="5760720" cy="2655570"/>
+            <wp:effectExtent l="0" t="0" r="0" b="0"/>
+            <wp:docPr id="741434273" name="Kép 1"/>
+            <wp:cNvGraphicFramePr>
+              <a:graphicFrameLocks xmlns:a="http://schemas.openxmlformats.org/drawingml/2006/main" noChangeAspect="1"/>
+            </wp:cNvGraphicFramePr>
+            <a:graphic xmlns:a="http://schemas.openxmlformats.org/drawingml/2006/main">
+              <a:graphicData uri="http://schemas.openxmlformats.org/drawingml/2006/picture">
+                <pic:pic xmlns:pic="http://schemas.openxmlformats.org/drawingml/2006/picture">
+                  <pic:nvPicPr>
+                    <pic:cNvPr id="741434273" name=""/>
+                    <pic:cNvPicPr/>
+                  </pic:nvPicPr>
+                  <pic:blipFill>
+                    <a:blip r:embed="rId8"/>
+                    <a:stretch>
+                      <a:fillRect/>
+                    </a:stretch>
+                  </pic:blipFill>
+                  <pic:spPr>
+                    <a:xfrm>
+                      <a:off x="0" y="0"/>
+                      <a:ext cx="5760720" cy="2655570"/>
+                    </a:xfrm>
+                    <a:prstGeom prst="rect">
+                      <a:avLst/>
+                    </a:prstGeom>
+                  </pic:spPr>
+                </pic:pic>
+              </a:graphicData>
+            </a:graphic>
+          </wp:inline>
+        </w:drawing>
+      </w:r>
+    </w:p>
     <w:p>
       <w:pPr>
         <w:pStyle w:val="Cmsor1"/>
@@ -2473,6 +2511,9 @@
     <w:p/>
     <w:p>
       <w:r>
+        <w:rPr>
+          <w:noProof/>
+        </w:rPr>
         <w:drawing>
           <wp:inline distT="0" distB="0" distL="0" distR="0" wp14:anchorId="31C16D9F" wp14:editId="407DD7BB">
             <wp:extent cx="5760720" cy="954405"/>
@@ -2489,7 +2530,7 @@
                     <pic:cNvPicPr/>
                   </pic:nvPicPr>
                   <pic:blipFill>
-                    <a:blip r:embed="rId8"/>
+                    <a:blip r:embed="rId9"/>
                     <a:stretch>
                       <a:fillRect/>
                     </a:stretch>
@@ -2517,6 +2558,7 @@
       </w:pPr>
       <w:bookmarkStart w:id="3" w:name="_Toc225521417"/>
       <w:r>
+        <w:lastRenderedPageBreak/>
         <w:t>SJF</w:t>
       </w:r>
       <w:bookmarkEnd w:id="3"/>
@@ -4084,7 +4126,9 @@
     <w:p/>
     <w:p>
       <w:r>
-        <w:lastRenderedPageBreak/>
+        <w:rPr>
+          <w:noProof/>
+        </w:rPr>
         <w:drawing>
           <wp:inline distT="0" distB="0" distL="0" distR="0" wp14:anchorId="46F9C05D" wp14:editId="732574FF">
             <wp:extent cx="5760720" cy="974090"/>
@@ -4101,7 +4145,7 @@
                     <pic:cNvPicPr/>
                   </pic:nvPicPr>
                   <pic:blipFill>
-                    <a:blip r:embed="rId9"/>
+                    <a:blip r:embed="rId10"/>
                     <a:stretch>
                       <a:fillRect/>
                     </a:stretch>
@@ -5697,6 +5741,9 @@
     <w:p/>
     <w:p>
       <w:r>
+        <w:rPr>
+          <w:noProof/>
+        </w:rPr>
         <w:drawing>
           <wp:inline distT="0" distB="0" distL="0" distR="0" wp14:anchorId="349649B6" wp14:editId="4A872407">
             <wp:extent cx="5760720" cy="958850"/>
@@ -5713,7 +5760,7 @@
                     <pic:cNvPicPr/>
                   </pic:nvPicPr>
                   <pic:blipFill>
-                    <a:blip r:embed="rId10"/>
+                    <a:blip r:embed="rId11"/>
                     <a:stretch>
                       <a:fillRect/>
                     </a:stretch>
@@ -5776,7 +5823,7 @@
       </w:r>
     </w:p>
     <w:sectPr>
-      <w:footerReference w:type="default" r:id="rId11"/>
+      <w:footerReference w:type="default" r:id="rId12"/>
       <w:pgSz w:w="11906" w:h="16838"/>
       <w:pgMar w:top="1417" w:right="1417" w:bottom="1417" w:left="1417" w:header="709" w:footer="709" w:gutter="0"/>
       <w:cols w:space="708"/>
